--- a/docs/reports/2026-09-15-real-robot-tracking/双全向移动机器人Leader-Follower编队跟踪实物实验报告.docx
+++ b/docs/reports/2026-09-15-real-robot-tracking/双全向移动机器人Leader-Follower编队跟踪实物实验报告.docx
@@ -153,13 +153,13 @@
         <w:tblLook w:firstColumn="1" w:firstRow="1" w:lastColumn="0" w:lastRow="0" w:noHBand="0" w:noVBand="1" w:val="04A0"/>
       </w:tblPr>
       <w:tblGrid>
-        <w:gridCol w:w="6900"/>
-        <w:gridCol w:w="6900"/>
+        <w:gridCol w:w="4933"/>
+        <w:gridCol w:w="4933"/>
       </w:tblGrid>
       <w:tr>
         <w:tc>
           <w:tcPr>
-            <w:tcW w:type="dxa" w:w="6900"/>
+            <w:tcW w:type="dxa" w:w="4933"/>
           </w:tcPr>
           <w:p>
             <w:pPr>
@@ -177,7 +177,7 @@
         </w:tc>
         <w:tc>
           <w:tcPr>
-            <w:tcW w:type="dxa" w:w="6900"/>
+            <w:tcW w:type="dxa" w:w="4933"/>
           </w:tcPr>
           <w:p>
             <w:pPr>
@@ -197,7 +197,7 @@
       <w:tr>
         <w:tc>
           <w:tcPr>
-            <w:tcW w:type="dxa" w:w="6900"/>
+            <w:tcW w:type="dxa" w:w="4933"/>
           </w:tcPr>
           <w:p>
             <w:pPr>
@@ -254,7 +254,7 @@
         </w:tc>
         <w:tc>
           <w:tcPr>
-            <w:tcW w:type="dxa" w:w="6900"/>
+            <w:tcW w:type="dxa" w:w="4933"/>
           </w:tcPr>
           <w:p>
             <w:pPr>
@@ -385,13 +385,13 @@
         <w:tblLook w:firstColumn="1" w:firstRow="1" w:lastColumn="0" w:lastRow="0" w:noHBand="0" w:noVBand="1" w:val="04A0"/>
       </w:tblPr>
       <w:tblGrid>
-        <w:gridCol w:w="6900"/>
-        <w:gridCol w:w="6900"/>
+        <w:gridCol w:w="4933"/>
+        <w:gridCol w:w="4933"/>
       </w:tblGrid>
       <w:tr>
         <w:tc>
           <w:tcPr>
-            <w:tcW w:type="dxa" w:w="6900"/>
+            <w:tcW w:type="dxa" w:w="4933"/>
             <w:shd w:fill="D9EAF7"/>
             <w:vAlign w:val="center"/>
           </w:tcPr>
@@ -411,7 +411,7 @@
         </w:tc>
         <w:tc>
           <w:tcPr>
-            <w:tcW w:type="dxa" w:w="6900"/>
+            <w:tcW w:type="dxa" w:w="4933"/>
             <w:shd w:fill="D9EAF7"/>
             <w:vAlign w:val="center"/>
           </w:tcPr>
@@ -433,7 +433,7 @@
       <w:tr>
         <w:tc>
           <w:tcPr>
-            <w:tcW w:type="dxa" w:w="6900"/>
+            <w:tcW w:type="dxa" w:w="4933"/>
             <w:vAlign w:val="center"/>
           </w:tcPr>
           <w:p>
@@ -452,7 +452,7 @@
         </w:tc>
         <w:tc>
           <w:tcPr>
-            <w:tcW w:type="dxa" w:w="6900"/>
+            <w:tcW w:type="dxa" w:w="4933"/>
             <w:vAlign w:val="center"/>
           </w:tcPr>
           <w:p>
@@ -473,7 +473,7 @@
       <w:tr>
         <w:tc>
           <w:tcPr>
-            <w:tcW w:type="dxa" w:w="6900"/>
+            <w:tcW w:type="dxa" w:w="4933"/>
             <w:vAlign w:val="center"/>
           </w:tcPr>
           <w:p>
@@ -492,7 +492,7 @@
         </w:tc>
         <w:tc>
           <w:tcPr>
-            <w:tcW w:type="dxa" w:w="6900"/>
+            <w:tcW w:type="dxa" w:w="4933"/>
             <w:vAlign w:val="center"/>
           </w:tcPr>
           <w:p>
@@ -513,7 +513,7 @@
       <w:tr>
         <w:tc>
           <w:tcPr>
-            <w:tcW w:type="dxa" w:w="6900"/>
+            <w:tcW w:type="dxa" w:w="4933"/>
             <w:vAlign w:val="center"/>
           </w:tcPr>
           <w:p>
@@ -532,7 +532,7 @@
         </w:tc>
         <w:tc>
           <w:tcPr>
-            <w:tcW w:type="dxa" w:w="6900"/>
+            <w:tcW w:type="dxa" w:w="4933"/>
             <w:vAlign w:val="center"/>
           </w:tcPr>
           <w:p>
@@ -553,7 +553,7 @@
       <w:tr>
         <w:tc>
           <w:tcPr>
-            <w:tcW w:type="dxa" w:w="6900"/>
+            <w:tcW w:type="dxa" w:w="4933"/>
             <w:vAlign w:val="center"/>
           </w:tcPr>
           <w:p>
@@ -572,7 +572,7 @@
         </w:tc>
         <w:tc>
           <w:tcPr>
-            <w:tcW w:type="dxa" w:w="6900"/>
+            <w:tcW w:type="dxa" w:w="4933"/>
             <w:vAlign w:val="center"/>
           </w:tcPr>
           <w:p>
@@ -593,7 +593,7 @@
       <w:tr>
         <w:tc>
           <w:tcPr>
-            <w:tcW w:type="dxa" w:w="6900"/>
+            <w:tcW w:type="dxa" w:w="4933"/>
             <w:vAlign w:val="center"/>
           </w:tcPr>
           <w:p>
@@ -612,7 +612,7 @@
         </w:tc>
         <w:tc>
           <w:tcPr>
-            <w:tcW w:type="dxa" w:w="6900"/>
+            <w:tcW w:type="dxa" w:w="4933"/>
             <w:vAlign w:val="center"/>
           </w:tcPr>
           <w:p>
@@ -633,7 +633,7 @@
       <w:tr>
         <w:tc>
           <w:tcPr>
-            <w:tcW w:type="dxa" w:w="6900"/>
+            <w:tcW w:type="dxa" w:w="4933"/>
             <w:vAlign w:val="center"/>
           </w:tcPr>
           <w:p>
@@ -652,7 +652,7 @@
         </w:tc>
         <w:tc>
           <w:tcPr>
-            <w:tcW w:type="dxa" w:w="6900"/>
+            <w:tcW w:type="dxa" w:w="4933"/>
             <w:vAlign w:val="center"/>
           </w:tcPr>
           <w:p>
@@ -673,7 +673,7 @@
       <w:tr>
         <w:tc>
           <w:tcPr>
-            <w:tcW w:type="dxa" w:w="6900"/>
+            <w:tcW w:type="dxa" w:w="4933"/>
             <w:vAlign w:val="center"/>
           </w:tcPr>
           <w:p>
@@ -692,7 +692,7 @@
         </w:tc>
         <w:tc>
           <w:tcPr>
-            <w:tcW w:type="dxa" w:w="6900"/>
+            <w:tcW w:type="dxa" w:w="4933"/>
             <w:vAlign w:val="center"/>
           </w:tcPr>
           <w:p>
@@ -993,18 +993,18 @@
         <w:tblLook w:firstColumn="1" w:firstRow="1" w:lastColumn="0" w:lastRow="0" w:noHBand="0" w:noVBand="1" w:val="04A0"/>
       </w:tblPr>
       <w:tblGrid>
-        <w:gridCol w:w="1971"/>
-        <w:gridCol w:w="1971"/>
-        <w:gridCol w:w="1971"/>
-        <w:gridCol w:w="1971"/>
-        <w:gridCol w:w="1971"/>
-        <w:gridCol w:w="1971"/>
-        <w:gridCol w:w="1971"/>
+        <w:gridCol w:w="1409"/>
+        <w:gridCol w:w="1409"/>
+        <w:gridCol w:w="1409"/>
+        <w:gridCol w:w="1409"/>
+        <w:gridCol w:w="1409"/>
+        <w:gridCol w:w="1409"/>
+        <w:gridCol w:w="1409"/>
       </w:tblGrid>
       <w:tr>
         <w:tc>
           <w:tcPr>
-            <w:tcW w:type="dxa" w:w="1971"/>
+            <w:tcW w:type="dxa" w:w="1409"/>
             <w:shd w:fill="D9EAF7"/>
             <w:vAlign w:val="center"/>
           </w:tcPr>
@@ -1024,7 +1024,7 @@
         </w:tc>
         <w:tc>
           <w:tcPr>
-            <w:tcW w:type="dxa" w:w="1971"/>
+            <w:tcW w:type="dxa" w:w="1409"/>
             <w:shd w:fill="D9EAF7"/>
             <w:vAlign w:val="center"/>
           </w:tcPr>
@@ -1044,7 +1044,7 @@
         </w:tc>
         <w:tc>
           <w:tcPr>
-            <w:tcW w:type="dxa" w:w="1971"/>
+            <w:tcW w:type="dxa" w:w="1409"/>
             <w:shd w:fill="D9EAF7"/>
             <w:vAlign w:val="center"/>
           </w:tcPr>
@@ -1064,7 +1064,7 @@
         </w:tc>
         <w:tc>
           <w:tcPr>
-            <w:tcW w:type="dxa" w:w="1971"/>
+            <w:tcW w:type="dxa" w:w="1409"/>
             <w:shd w:fill="D9EAF7"/>
             <w:vAlign w:val="center"/>
           </w:tcPr>
@@ -1084,7 +1084,7 @@
         </w:tc>
         <w:tc>
           <w:tcPr>
-            <w:tcW w:type="dxa" w:w="1971"/>
+            <w:tcW w:type="dxa" w:w="1409"/>
             <w:shd w:fill="D9EAF7"/>
             <w:vAlign w:val="center"/>
           </w:tcPr>
@@ -1104,7 +1104,7 @@
         </w:tc>
         <w:tc>
           <w:tcPr>
-            <w:tcW w:type="dxa" w:w="1971"/>
+            <w:tcW w:type="dxa" w:w="1409"/>
             <w:shd w:fill="D9EAF7"/>
             <w:vAlign w:val="center"/>
           </w:tcPr>
@@ -1124,7 +1124,7 @@
         </w:tc>
         <w:tc>
           <w:tcPr>
-            <w:tcW w:type="dxa" w:w="1971"/>
+            <w:tcW w:type="dxa" w:w="1409"/>
             <w:shd w:fill="D9EAF7"/>
             <w:vAlign w:val="center"/>
           </w:tcPr>
@@ -1146,7 +1146,7 @@
       <w:tr>
         <w:tc>
           <w:tcPr>
-            <w:tcW w:type="dxa" w:w="1971"/>
+            <w:tcW w:type="dxa" w:w="1409"/>
             <w:vAlign w:val="center"/>
           </w:tcPr>
           <w:p>
@@ -1165,7 +1165,7 @@
         </w:tc>
         <w:tc>
           <w:tcPr>
-            <w:tcW w:type="dxa" w:w="1971"/>
+            <w:tcW w:type="dxa" w:w="1409"/>
             <w:vAlign w:val="center"/>
           </w:tcPr>
           <w:p>
@@ -1184,7 +1184,7 @@
         </w:tc>
         <w:tc>
           <w:tcPr>
-            <w:tcW w:type="dxa" w:w="1971"/>
+            <w:tcW w:type="dxa" w:w="1409"/>
             <w:vAlign w:val="center"/>
           </w:tcPr>
           <w:p>
@@ -1203,7 +1203,7 @@
         </w:tc>
         <w:tc>
           <w:tcPr>
-            <w:tcW w:type="dxa" w:w="1971"/>
+            <w:tcW w:type="dxa" w:w="1409"/>
             <w:vAlign w:val="center"/>
           </w:tcPr>
           <w:p>
@@ -1222,7 +1222,7 @@
         </w:tc>
         <w:tc>
           <w:tcPr>
-            <w:tcW w:type="dxa" w:w="1971"/>
+            <w:tcW w:type="dxa" w:w="1409"/>
             <w:vAlign w:val="center"/>
           </w:tcPr>
           <w:p>
@@ -1241,7 +1241,7 @@
         </w:tc>
         <w:tc>
           <w:tcPr>
-            <w:tcW w:type="dxa" w:w="1971"/>
+            <w:tcW w:type="dxa" w:w="1409"/>
             <w:vAlign w:val="center"/>
           </w:tcPr>
           <w:p>
@@ -1260,7 +1260,7 @@
         </w:tc>
         <w:tc>
           <w:tcPr>
-            <w:tcW w:type="dxa" w:w="1971"/>
+            <w:tcW w:type="dxa" w:w="1409"/>
             <w:vAlign w:val="center"/>
           </w:tcPr>
           <w:p>
@@ -1281,7 +1281,7 @@
       <w:tr>
         <w:tc>
           <w:tcPr>
-            <w:tcW w:type="dxa" w:w="1971"/>
+            <w:tcW w:type="dxa" w:w="1409"/>
             <w:vAlign w:val="center"/>
           </w:tcPr>
           <w:p>
@@ -1300,7 +1300,7 @@
         </w:tc>
         <w:tc>
           <w:tcPr>
-            <w:tcW w:type="dxa" w:w="1971"/>
+            <w:tcW w:type="dxa" w:w="1409"/>
             <w:vAlign w:val="center"/>
           </w:tcPr>
           <w:p>
@@ -1319,7 +1319,7 @@
         </w:tc>
         <w:tc>
           <w:tcPr>
-            <w:tcW w:type="dxa" w:w="1971"/>
+            <w:tcW w:type="dxa" w:w="1409"/>
             <w:vAlign w:val="center"/>
           </w:tcPr>
           <w:p>
@@ -1338,7 +1338,7 @@
         </w:tc>
         <w:tc>
           <w:tcPr>
-            <w:tcW w:type="dxa" w:w="1971"/>
+            <w:tcW w:type="dxa" w:w="1409"/>
             <w:vAlign w:val="center"/>
           </w:tcPr>
           <w:p>
@@ -1357,7 +1357,7 @@
         </w:tc>
         <w:tc>
           <w:tcPr>
-            <w:tcW w:type="dxa" w:w="1971"/>
+            <w:tcW w:type="dxa" w:w="1409"/>
             <w:vAlign w:val="center"/>
           </w:tcPr>
           <w:p>
@@ -1376,7 +1376,7 @@
         </w:tc>
         <w:tc>
           <w:tcPr>
-            <w:tcW w:type="dxa" w:w="1971"/>
+            <w:tcW w:type="dxa" w:w="1409"/>
             <w:vAlign w:val="center"/>
           </w:tcPr>
           <w:p>
@@ -1395,7 +1395,7 @@
         </w:tc>
         <w:tc>
           <w:tcPr>
-            <w:tcW w:type="dxa" w:w="1971"/>
+            <w:tcW w:type="dxa" w:w="1409"/>
             <w:vAlign w:val="center"/>
           </w:tcPr>
           <w:p>
@@ -1722,18 +1722,18 @@
         <w:tblLook w:firstColumn="1" w:firstRow="1" w:lastColumn="0" w:lastRow="0" w:noHBand="0" w:noVBand="1" w:val="04A0"/>
       </w:tblPr>
       <w:tblGrid>
-        <w:gridCol w:w="1971"/>
-        <w:gridCol w:w="1971"/>
-        <w:gridCol w:w="1971"/>
-        <w:gridCol w:w="1971"/>
-        <w:gridCol w:w="1971"/>
-        <w:gridCol w:w="1971"/>
-        <w:gridCol w:w="1971"/>
+        <w:gridCol w:w="1409"/>
+        <w:gridCol w:w="1409"/>
+        <w:gridCol w:w="1409"/>
+        <w:gridCol w:w="1409"/>
+        <w:gridCol w:w="1409"/>
+        <w:gridCol w:w="1409"/>
+        <w:gridCol w:w="1409"/>
       </w:tblGrid>
       <w:tr>
         <w:tc>
           <w:tcPr>
-            <w:tcW w:type="dxa" w:w="1971"/>
+            <w:tcW w:type="dxa" w:w="1409"/>
             <w:shd w:fill="D9EAF7"/>
             <w:vAlign w:val="center"/>
           </w:tcPr>
@@ -1753,7 +1753,7 @@
         </w:tc>
         <w:tc>
           <w:tcPr>
-            <w:tcW w:type="dxa" w:w="1971"/>
+            <w:tcW w:type="dxa" w:w="1409"/>
             <w:shd w:fill="D9EAF7"/>
             <w:vAlign w:val="center"/>
           </w:tcPr>
@@ -1773,7 +1773,7 @@
         </w:tc>
         <w:tc>
           <w:tcPr>
-            <w:tcW w:type="dxa" w:w="1971"/>
+            <w:tcW w:type="dxa" w:w="1409"/>
             <w:shd w:fill="D9EAF7"/>
             <w:vAlign w:val="center"/>
           </w:tcPr>
@@ -1793,7 +1793,7 @@
         </w:tc>
         <w:tc>
           <w:tcPr>
-            <w:tcW w:type="dxa" w:w="1971"/>
+            <w:tcW w:type="dxa" w:w="1409"/>
             <w:shd w:fill="D9EAF7"/>
             <w:vAlign w:val="center"/>
           </w:tcPr>
@@ -1813,7 +1813,7 @@
         </w:tc>
         <w:tc>
           <w:tcPr>
-            <w:tcW w:type="dxa" w:w="1971"/>
+            <w:tcW w:type="dxa" w:w="1409"/>
             <w:shd w:fill="D9EAF7"/>
             <w:vAlign w:val="center"/>
           </w:tcPr>
@@ -1833,7 +1833,7 @@
         </w:tc>
         <w:tc>
           <w:tcPr>
-            <w:tcW w:type="dxa" w:w="1971"/>
+            <w:tcW w:type="dxa" w:w="1409"/>
             <w:shd w:fill="D9EAF7"/>
             <w:vAlign w:val="center"/>
           </w:tcPr>
@@ -1853,7 +1853,7 @@
         </w:tc>
         <w:tc>
           <w:tcPr>
-            <w:tcW w:type="dxa" w:w="1971"/>
+            <w:tcW w:type="dxa" w:w="1409"/>
             <w:shd w:fill="D9EAF7"/>
             <w:vAlign w:val="center"/>
           </w:tcPr>
@@ -1875,7 +1875,7 @@
       <w:tr>
         <w:tc>
           <w:tcPr>
-            <w:tcW w:type="dxa" w:w="1971"/>
+            <w:tcW w:type="dxa" w:w="1409"/>
             <w:vAlign w:val="center"/>
           </w:tcPr>
           <w:p>
@@ -1894,7 +1894,7 @@
         </w:tc>
         <w:tc>
           <w:tcPr>
-            <w:tcW w:type="dxa" w:w="1971"/>
+            <w:tcW w:type="dxa" w:w="1409"/>
             <w:vAlign w:val="center"/>
           </w:tcPr>
           <w:p>
@@ -1913,7 +1913,7 @@
         </w:tc>
         <w:tc>
           <w:tcPr>
-            <w:tcW w:type="dxa" w:w="1971"/>
+            <w:tcW w:type="dxa" w:w="1409"/>
             <w:vAlign w:val="center"/>
           </w:tcPr>
           <w:p>
@@ -1932,7 +1932,7 @@
         </w:tc>
         <w:tc>
           <w:tcPr>
-            <w:tcW w:type="dxa" w:w="1971"/>
+            <w:tcW w:type="dxa" w:w="1409"/>
             <w:vAlign w:val="center"/>
           </w:tcPr>
           <w:p>
@@ -1951,7 +1951,7 @@
         </w:tc>
         <w:tc>
           <w:tcPr>
-            <w:tcW w:type="dxa" w:w="1971"/>
+            <w:tcW w:type="dxa" w:w="1409"/>
             <w:vAlign w:val="center"/>
           </w:tcPr>
           <w:p>
@@ -1970,7 +1970,7 @@
         </w:tc>
         <w:tc>
           <w:tcPr>
-            <w:tcW w:type="dxa" w:w="1971"/>
+            <w:tcW w:type="dxa" w:w="1409"/>
             <w:vAlign w:val="center"/>
           </w:tcPr>
           <w:p>
@@ -1989,7 +1989,7 @@
         </w:tc>
         <w:tc>
           <w:tcPr>
-            <w:tcW w:type="dxa" w:w="1971"/>
+            <w:tcW w:type="dxa" w:w="1409"/>
             <w:vAlign w:val="center"/>
           </w:tcPr>
           <w:p>
@@ -2010,7 +2010,7 @@
       <w:tr>
         <w:tc>
           <w:tcPr>
-            <w:tcW w:type="dxa" w:w="1971"/>
+            <w:tcW w:type="dxa" w:w="1409"/>
             <w:vAlign w:val="center"/>
           </w:tcPr>
           <w:p>
@@ -2029,7 +2029,7 @@
         </w:tc>
         <w:tc>
           <w:tcPr>
-            <w:tcW w:type="dxa" w:w="1971"/>
+            <w:tcW w:type="dxa" w:w="1409"/>
             <w:vAlign w:val="center"/>
           </w:tcPr>
           <w:p>
@@ -2048,7 +2048,7 @@
         </w:tc>
         <w:tc>
           <w:tcPr>
-            <w:tcW w:type="dxa" w:w="1971"/>
+            <w:tcW w:type="dxa" w:w="1409"/>
             <w:vAlign w:val="center"/>
           </w:tcPr>
           <w:p>
@@ -2067,7 +2067,7 @@
         </w:tc>
         <w:tc>
           <w:tcPr>
-            <w:tcW w:type="dxa" w:w="1971"/>
+            <w:tcW w:type="dxa" w:w="1409"/>
             <w:vAlign w:val="center"/>
           </w:tcPr>
           <w:p>
@@ -2086,7 +2086,7 @@
         </w:tc>
         <w:tc>
           <w:tcPr>
-            <w:tcW w:type="dxa" w:w="1971"/>
+            <w:tcW w:type="dxa" w:w="1409"/>
             <w:vAlign w:val="center"/>
           </w:tcPr>
           <w:p>
@@ -2105,7 +2105,7 @@
         </w:tc>
         <w:tc>
           <w:tcPr>
-            <w:tcW w:type="dxa" w:w="1971"/>
+            <w:tcW w:type="dxa" w:w="1409"/>
             <w:vAlign w:val="center"/>
           </w:tcPr>
           <w:p>
@@ -2124,7 +2124,7 @@
         </w:tc>
         <w:tc>
           <w:tcPr>
-            <w:tcW w:type="dxa" w:w="1971"/>
+            <w:tcW w:type="dxa" w:w="1409"/>
             <w:vAlign w:val="center"/>
           </w:tcPr>
           <w:p>
@@ -2171,7 +2171,7 @@
       </w:r>
     </w:p>
     <w:sectPr>
-      <w:pgSz w:w="15840" w:h="12240" w:orient="landscape"/>
+      <w:pgSz w:w="11906" w:h="16838"/>
       <w:pgMar w:top="907" w:right="1020" w:bottom="907" w:left="1020" w:header="720" w:footer="720" w:gutter="0"/>
       <w:cols w:space="720"/>
       <w:docGrid w:linePitch="360"/>
